--- a/docs/submission/학습한_ML_DL_모델_산출물.docx
+++ b/docs/submission/학습한_ML_DL_모델_산출물.docx
@@ -523,7 +523,7 @@
               <w:rPr>
                 <w:sz w:val="17"/>
               </w:rPr>
-              <w:t>산출물 상태</w:t>
+              <w:t>학습 기록 범위</w:t>
             </w:r>
           </w:p>
         </w:tc>
@@ -549,7 +549,7 @@
               <w:rPr>
                 <w:sz w:val="17"/>
               </w:rPr>
-              <w:t>1회차 Train 후보 저장·재로드 검증 완료, 서비스 미교체</w:t>
+              <w:t>1회차 Train 후보 저장·재로드 검증 완료. 로더 연결 전 학습 결과</w:t>
             </w:r>
           </w:p>
         </w:tc>
@@ -559,6 +559,22 @@
       <w:pPr>
         <w:spacing w:after="40" w:before="0" w:line="40" w:lineRule="exact"/>
       </w:pPr>
+    </w:p>
+    <w:p>
+      <w:r>
+        <w:t xml:space="preserve">학습 수치와 검증 이력은 로더 연결 전 기록이다. 현재(2026-08-31)는 새 로컬 로더 연결·Linux x86_64 컨테이너 검증이 완료됐고 AWS 파일 배치는 사용자 확인 기준 완료다. 전체 448건 재학습·실제 서비스 배포·AWS 실행 검증은 미완료이며, 최신 상태는 </w:t>
+      </w:r>
+      <w:hyperlink r:id="rId13">
+        <w:r>
+          <w:rPr>
+            <w:color w:val="1F4D78"/>
+          </w:rPr>
+          <w:t>배포 인계</w:t>
+        </w:r>
+      </w:hyperlink>
+      <w:r>
+        <w:t>를 기준으로 확인한다.</w:t>
+      </w:r>
     </w:p>
     <w:p>
       <w:pPr>
@@ -1013,7 +1029,7 @@
     </w:p>
     <w:p>
       <w:r>
-        <w:t>위 표는 새 후보를 연결할 때의 출력 계약이며 현재 백엔드가 이 버전으로 교체되었다는 뜻은 아니다. 모델은 영업 판단을 지원하며 계약 승인·딜 상태 변경·담당자 평가를 자동으로 결정하지 않는다.</w:t>
+        <w:t>위 표는 학습 후보의 출력 계약이다. 동일 버전의 로컬 로더 연결은 완료됐으나 운영 배포는 아직 완료되지 않았다. 모델은 영업 판단을 지원하며 계약 승인·딜 상태 변경·담당자 평가를 자동으로 결정하지 않는다.</w:t>
       </w:r>
     </w:p>
     <w:p>
@@ -2765,7 +2781,7 @@
         <w:ind w:left="360" w:hanging="180"/>
         <w:numPr>
           <w:ilvl w:val="0"/>
-          <w:numId w:val="10"/>
+          <w:numId w:val="12"/>
         </w:numPr>
       </w:pPr>
       <w:r>
@@ -2798,7 +2814,7 @@
         <w:ind w:left="360" w:hanging="180"/>
         <w:numPr>
           <w:ilvl w:val="0"/>
-          <w:numId w:val="10"/>
+          <w:numId w:val="12"/>
         </w:numPr>
       </w:pPr>
       <w:r>
@@ -2821,7 +2837,7 @@
         <w:ind w:left="360" w:hanging="180"/>
         <w:numPr>
           <w:ilvl w:val="0"/>
-          <w:numId w:val="10"/>
+          <w:numId w:val="12"/>
         </w:numPr>
       </w:pPr>
       <w:r>
@@ -2844,7 +2860,7 @@
         <w:ind w:left="360" w:hanging="180"/>
         <w:numPr>
           <w:ilvl w:val="0"/>
-          <w:numId w:val="10"/>
+          <w:numId w:val="12"/>
         </w:numPr>
       </w:pPr>
       <w:r>
@@ -2886,7 +2902,7 @@
         <w:t>실제 추론에서는 임의로 네 컬럼을 가리지 않는다.</w:t>
       </w:r>
       <w:r>
-        <w:t xml:space="preserve"> 네 개 Unknown 마스킹은 학습·평가 실험용이다. 운영에서는 구조화 Agent가 확인하지 못한 항목만 Unknown으로 전달한다. 모델 파일을 읽는 것만으로 모든 입력 검증이 자동 제공되지는 않으므로 새 백엔드 연결에서도 이 경계를 유지해야 한다.</w:t>
+        <w:t xml:space="preserve"> 네 개 Unknown 마스킹은 학습·평가 실험용이다. 운영에서는 구조화 Agent가 확인하지 못한 항목만 Unknown으로 전달한다. 모델 파일을 읽는 것만으로 모든 입력 검증이 자동 제공되지는 않으므로 백엔드 로더에서도 이 경계를 유지해야 한다.</w:t>
       </w:r>
     </w:p>
     <w:p>
@@ -5193,7 +5209,7 @@
     </w:p>
     <w:p>
       <w:r>
-        <w:t>확인한 사항:</w:t>
+        <w:t>학습 단계에서 확인한 사항:</w:t>
       </w:r>
     </w:p>
     <w:p>
@@ -5297,10 +5313,32 @@
         <w:rPr>
           <w:b/>
         </w:rPr>
+        <w:t>후속 연결 검증:</w:t>
+      </w:r>
+      <w:r>
+        <w:t xml:space="preserve"> 같은 후보의 로컬 로더 연결과 Linux x86_64 컨테이너 로딩·추론 검증을 완료했다. 구형 모델의 Linux·MPS 검사 결과를 이 후보의 성과로 옮긴 것이 아니다. 상세 근거는 </w:t>
+      </w:r>
+      <w:hyperlink r:id="rId13">
+        <w:r>
+          <w:rPr>
+            <w:color w:val="1F4D78"/>
+          </w:rPr>
+          <w:t>배포 인계</w:t>
+        </w:r>
+      </w:hyperlink>
+      <w:r>
+        <w:t>를 따른다.</w:t>
+      </w:r>
+    </w:p>
+    <w:p>
+      <w:r>
+        <w:rPr>
+          <w:b/>
+        </w:rPr>
         <w:t>아직 수행하지 않은 범위:</w:t>
       </w:r>
       <w:r>
-        <w:t xml:space="preserve"> 전체 448건 재학습, 새 후보의 Linux/AWS 배포 검사, 실제 서비스 로더 교체, 운영 고객 데이터 평가. 구형 모델의 Linux·MPS 이식 검사를 이 후보의 검증 결과로 옮겨 적지 않았다.</w:t>
+        <w:t xml:space="preserve"> 전체 448건 재학습, 실제 서비스 배포·AWS 실행 검증, 운영 고객 데이터 평가.</w:t>
       </w:r>
     </w:p>
     <w:p>
@@ -5347,7 +5385,7 @@
         <w:ind w:left="360" w:hanging="180"/>
         <w:numPr>
           <w:ilvl w:val="0"/>
-          <w:numId w:val="11"/>
+          <w:numId w:val="13"/>
         </w:numPr>
       </w:pPr>
       <w:r>
@@ -5367,7 +5405,7 @@
         <w:ind w:left="360" w:hanging="180"/>
         <w:numPr>
           <w:ilvl w:val="0"/>
-          <w:numId w:val="11"/>
+          <w:numId w:val="13"/>
         </w:numPr>
       </w:pPr>
       <w:r>
@@ -5387,7 +5425,7 @@
         <w:ind w:left="360" w:hanging="180"/>
         <w:numPr>
           <w:ilvl w:val="0"/>
-          <w:numId w:val="11"/>
+          <w:numId w:val="13"/>
         </w:numPr>
       </w:pPr>
       <w:r>
@@ -5407,7 +5445,7 @@
         <w:ind w:left="360" w:hanging="180"/>
         <w:numPr>
           <w:ilvl w:val="0"/>
-          <w:numId w:val="11"/>
+          <w:numId w:val="13"/>
         </w:numPr>
       </w:pPr>
       <w:r>
@@ -5440,9 +5478,9 @@
     </w:p>
     <w:p>
       <w:r>
-        <w:t xml:space="preserve">출처는 </w:t>
+        <w:t xml:space="preserve">공식 데이터 출처는 </w:t>
       </w:r>
-      <w:hyperlink r:id="rId12">
+      <w:hyperlink r:id="rId14">
         <w:r>
           <w:rPr>
             <w:color w:val="1F4D78"/>
@@ -5451,20 +5489,43 @@
         </w:r>
       </w:hyperlink>
       <w:r>
-        <w:t>이다. 원본 CSV는 로컬에서만 보관하며 상용 이용·재배포 조건은 별도로 확인한다. 전처리의 구형 7:3 분할 출력은 이전 실험 호환용이고 최신 RF 실험에는 사용하지 않는다.</w:t>
+        <w:t xml:space="preserve">이다. 실제 학습 원본은 </w:t>
+      </w:r>
+      <w:hyperlink r:id="rId15">
+        <w:r>
+          <w:rPr>
+            <w:color w:val="1F4D78"/>
+          </w:rPr>
+          <w:t>Hugging Face 고정 리비전 배포본</w:t>
+        </w:r>
+      </w:hyperlink>
+      <w:r>
+        <w:t xml:space="preserve">과 SHA-256이 일치한다(2026-08-31 확인). 공식 CSV와의 파일 단위 대조·원래 취득일은 미확인이다. 배포자의 CC BY 4.0 표기와 이용 범위의 확인 한계는 </w:t>
+      </w:r>
+      <w:hyperlink r:id="rId16">
+        <w:r>
+          <w:rPr>
+            <w:color w:val="1F4D78"/>
+          </w:rPr>
+          <w:t>데이터 수집 보고서</w:t>
+        </w:r>
+      </w:hyperlink>
+      <w:r>
+        <w:t>에 기록했다. 원본 CSV는 로컬에서만 보관한다. 전처리의 구형 7:3 분할 출력은 이전 실험 호환용이고 최신 RF 실험에는 사용하지 않는다.</w:t>
       </w:r>
     </w:p>
     <w:p>
       <w:pPr>
         <w:pStyle w:val="Heading1"/>
+        <w:pageBreakBefore/>
       </w:pPr>
       <w:r>
-        <w:t>8. 백엔드 연결 시 할 일</w:t>
+        <w:t>8. 백엔드 연결 현황과 남은 일</w:t>
       </w:r>
     </w:p>
     <w:p>
       <w:r>
-        <w:t xml:space="preserve">현재 서비스 로더는 구형 </w:t>
+        <w:t xml:space="preserve">학습 기록 시점에는 구형 </w:t>
       </w:r>
       <w:r>
         <w:rPr>
@@ -5474,7 +5535,28 @@
         <w:t>deal-stacking-lr-v1</w:t>
       </w:r>
       <w:r>
-        <w:t>을 읽는다. 새 후보는 번들 구조도 달라 파일명만 바꾸면 연결되는 상태가 아니다. 이번 문서 정리에서는 백엔드 실행 동작과 기존 배포 파일을 바꾸지 않았다.</w:t>
+        <w:t xml:space="preserve">을 사용했지만, 이후 로컬 로더는 </w:t>
+      </w:r>
+      <w:r>
+        <w:rPr>
+          <w:color w:val="1F4D78"/>
+          <w:shd w:fill="F2F4F7"/>
+        </w:rPr>
+        <w:t>deal-paper-rf-ensemble-v1</w:t>
+      </w:r>
+      <w:r>
+        <w:t xml:space="preserve"> 번들 계약으로 교체했다. 파일명만 바꿔 끼운 것이 아니라 모델·입력 검증·버전·임계값과 Won 확률 판정을 연결했다. 실제 AWS 서비스 배포는 아직 완료되지 않았으며, 파일 배치 상태와 배포 절차는 </w:t>
+      </w:r>
+      <w:hyperlink r:id="rId13">
+        <w:r>
+          <w:rPr>
+            <w:color w:val="1F4D78"/>
+          </w:rPr>
+          <w:t>배포 인계</w:t>
+        </w:r>
+      </w:hyperlink>
+      <w:r>
+        <w:t>를 따른다.</w:t>
       </w:r>
     </w:p>
     <w:p>
@@ -5500,7 +5582,7 @@
         </w:numPr>
       </w:pPr>
       <w:r>
-        <w:t>새 번들의 모델·스키마·버전·임계값을 읽는 로더와 입력 검증을 연결한다.</w:t>
+        <w:t>로더·의존성·배포 스크립트 변경을 함께 병합하고 CI를 확인한다.</w:t>
       </w:r>
     </w:p>
     <w:p>
@@ -5512,6 +5594,9 @@
           <w:numId w:val="1"/>
         </w:numPr>
       </w:pPr>
+      <w:r>
+        <w:t xml:space="preserve">로컬에서 확인한 </w:t>
+      </w:r>
       <w:r>
         <w:rPr>
           <w:color w:val="1F4D78"/>
@@ -5530,7 +5615,7 @@
         <w:t>&gt;= 0.50</w:t>
       </w:r>
       <w:r>
-        <w:t xml:space="preserve"> 판정이 평가 코드와 같은지 검사한다.</w:t>
+        <w:t xml:space="preserve"> 판정을 AWS에서도 확인한다.</w:t>
       </w:r>
     </w:p>
     <w:p>
@@ -5543,7 +5628,7 @@
         </w:numPr>
       </w:pPr>
       <w:r>
-        <w:t>배포 환경에서 파일 해시·패키지 버전·로딩·추론을 확인한다.</w:t>
+        <w:t>AWS 배포 환경에서 파일 해시·패키지 버전·로딩·추론을 확인한다.</w:t>
       </w:r>
     </w:p>
     <w:p>
@@ -5834,6 +5919,18 @@
     </w:lvlOverride>
   </w:num>
   <w:num w:numId="11">
+    <w:abstractNumId w:val="7"/>
+    <w:lvlOverride w:ilvl="0">
+      <w:startOverride w:val="1"/>
+    </w:lvlOverride>
+  </w:num>
+  <w:num w:numId="12">
+    <w:abstractNumId w:val="7"/>
+    <w:lvlOverride w:ilvl="0">
+      <w:startOverride w:val="1"/>
+    </w:lvlOverride>
+  </w:num>
+  <w:num w:numId="13">
     <w:abstractNumId w:val="7"/>
     <w:lvlOverride w:ilvl="0">
       <w:startOverride w:val="1"/>

--- a/docs/submission/학습한_ML_DL_모델_산출물.docx
+++ b/docs/submission/학습한_ML_DL_모델_산출물.docx
@@ -225,7 +225,7 @@
               <w:rPr>
                 <w:sz w:val="17"/>
               </w:rPr>
-              <w:t>선정 후보</w:t>
+              <w:t>선정 모델</w:t>
             </w:r>
           </w:p>
         </w:tc>
@@ -523,7 +523,7 @@
               <w:rPr>
                 <w:sz w:val="17"/>
               </w:rPr>
-              <w:t>학습 기록 범위</w:t>
+              <w:t>저장 모델 학습 범위</w:t>
             </w:r>
           </w:p>
         </w:tc>
@@ -549,7 +549,7 @@
               <w:rPr>
                 <w:sz w:val="17"/>
               </w:rPr>
-              <w:t>1회차 Train 후보 저장·재로드 검증 완료. 로더 연결 전 학습 결과</w:t>
+              <w:t>1회차 Train 원본 357건 × 마스킹 10세트 = 3,570행; Test 원본 91건은 학습에서 제외</w:t>
             </w:r>
           </w:p>
         </w:tc>
@@ -559,22 +559,6 @@
       <w:pPr>
         <w:spacing w:after="40" w:before="0" w:line="40" w:lineRule="exact"/>
       </w:pPr>
-    </w:p>
-    <w:p>
-      <w:r>
-        <w:t xml:space="preserve">학습 수치와 검증 이력은 로더 연결 전 기록이다. 현재(2026-08-31)는 새 로컬 로더 연결·Linux x86_64 컨테이너 검증이 완료됐고 AWS 파일 배치는 사용자 확인 기준 완료다. 전체 448건 재학습·실제 서비스 배포·AWS 실행 검증은 미완료이며, 최신 상태는 </w:t>
-      </w:r>
-      <w:hyperlink r:id="rId13">
-        <w:r>
-          <w:rPr>
-            <w:color w:val="1F4D78"/>
-          </w:rPr>
-          <w:t>배포 인계</w:t>
-        </w:r>
-      </w:hyperlink>
-      <w:r>
-        <w:t>를 기준으로 확인한다.</w:t>
-      </w:r>
     </w:p>
     <w:p>
       <w:pPr>
@@ -604,7 +588,7 @@
         <w:t>Won</w:t>
       </w:r>
       <w:r>
-        <w:t xml:space="preserve"> 확률을 계산하는 이진 분류 모델이다. 논문에서 선정한 RandomForest를 베이스라인 모델 계열로 삼았다. 학습 완료 파일과 세부 파라미터·튜닝 탐색 방법은 확인되지 않아, 공개된 8:2 분할·30회 반복 평가 방식을 참고해 RF를 직접 학습하고 우리 실험의 기준선으로 삼았다. 이후 우리가 추가한 GridSearch 튜닝과 앙상블 비교로 발전시켰다. 최신 후보에는 TabICL이나 딥러닝 모델이 포함되지 않는다.</w:t>
+        <w:t xml:space="preserve"> 확률을 계산하는 이진 분류 모델이다. 논문에서 선정한 RandomForest를 베이스라인 모델 계열로 삼았다. 논문의 학습 완료 파일과 세부 파라미터·튜닝 탐색 방법은 확인되지 않아, 공개된 8:2 분할·30회 반복 평가 방식을 참고해 RF를 직접 학습하고 우리 실험의 기준선으로 삼았다. 이후 우리가 추가한 GridSearch 튜닝과 앙상블 비교로 발전시켰다.</w:t>
       </w:r>
     </w:p>
     <w:tbl>
@@ -657,7 +641,7 @@
                 <w:color w:val="1F4D78"/>
                 <w:sz w:val="17"/>
               </w:rPr>
-              <w:t>응답 항목</w:t>
+              <w:t>출력 해석</w:t>
             </w:r>
           </w:p>
         </w:tc>
@@ -713,7 +697,7 @@
                 <w:color w:val="1F4D78"/>
                 <w:sz w:val="17"/>
               </w:rPr>
-              <w:t>연결 시 사용할 의미</w:t>
+              <w:t>의미</w:t>
             </w:r>
           </w:p>
         </w:tc>
@@ -742,11 +726,9 @@
             </w:pPr>
             <w:r>
               <w:rPr>
-                <w:color w:val="1F4D78"/>
                 <w:sz w:val="17"/>
-                <w:shd w:fill="F2F4F7"/>
               </w:rPr>
-              <w:t>won_probability</w:t>
+              <w:t>성사 확률</w:t>
             </w:r>
           </w:p>
         </w:tc>
@@ -835,11 +817,9 @@
             </w:pPr>
             <w:r>
               <w:rPr>
-                <w:color w:val="1F4D78"/>
                 <w:sz w:val="17"/>
-                <w:shd w:fill="F2F4F7"/>
               </w:rPr>
-              <w:t>predicted_class</w:t>
+              <w:t>승패 분류</w:t>
             </w:r>
           </w:p>
         </w:tc>
@@ -958,11 +938,9 @@
             </w:pPr>
             <w:r>
               <w:rPr>
-                <w:color w:val="1F4D78"/>
                 <w:sz w:val="17"/>
-                <w:shd w:fill="F2F4F7"/>
               </w:rPr>
-              <w:t>model_version</w:t>
+              <w:t>모델 버전</w:t>
             </w:r>
           </w:p>
         </w:tc>
@@ -1029,7 +1007,7 @@
     </w:p>
     <w:p>
       <w:r>
-        <w:t>위 표는 학습 후보의 출력 계약이다. 동일 버전의 로컬 로더 연결은 완료됐으나 운영 배포는 아직 완료되지 않았다. 모델은 영업 판단을 지원하며 계약 승인·딜 상태 변경·담당자 평가를 자동으로 결정하지 않는다.</w:t>
+        <w:t>모델은 영업 판단을 지원하며 계약 승인·딜 상태 변경·담당자 평가를 자동으로 결정하지 않는다.</w:t>
       </w:r>
     </w:p>
     <w:p>
@@ -1521,7 +1499,21 @@
         <w:t>StackingClassifier.predict_proba()</w:t>
       </w:r>
       <w:r>
-        <w:t>를 사용하므로 서버에서 네 확률을 수동으로 조립할 필요가 없다.</w:t>
+        <w:t>를 사용한다.</w:t>
+      </w:r>
+    </w:p>
+    <w:p>
+      <w:r>
+        <w:t xml:space="preserve">모델 수를 늘리는 것 자체가 목적은 아니었다. 단일 모델 4종, 3개·4개 모델의 Soft Voting, 4개 모델의 Stacking을 동일 조건에서 비교하고 </w:t>
+      </w:r>
+      <w:r>
+        <w:rPr>
+          <w:b/>
+        </w:rPr>
+        <w:t>예측 성능과 FP를 함께 고려해 기본 모델 4개 + LR 메타모델 1개의 구성을 선정했다.</w:t>
+      </w:r>
+      <w:r>
+        <w:t xml:space="preserve"> 튜닝 RF보다 평균 Brier·Accuracy·AUC·FP·FPR이 나빠지지 않는 개선 후보 중 Brier가 가장 낮았기 때문이다. 다만 기본 모델을 하나씩 제외한 Stacking 비교는 수행하지 않았으므로, 4개가 반드시 필요한 최소 구성이라고 주장하지 않는다.</w:t>
       </w:r>
     </w:p>
     <w:p>
@@ -1534,7 +1526,7 @@
         <w:pStyle w:val="Heading1"/>
       </w:pPr>
       <w:r>
-        <w:t>2. 입력 계약</w:t>
+        <w:t>2. 입력 명세</w:t>
       </w:r>
     </w:p>
     <w:p>
@@ -2772,7 +2764,7 @@
         <w:pStyle w:val="Heading2"/>
       </w:pPr>
       <w:r>
-        <w:t>2.2 전처리·검증 규칙</w:t>
+        <w:t>2.2 전처리와 판정</w:t>
       </w:r>
     </w:p>
     <w:p>
@@ -2896,13 +2888,57 @@
     </w:p>
     <w:p>
       <w:r>
+        <w:t xml:space="preserve">학습·평가 시 행마다 4개를 </w:t>
+      </w:r>
+      <w:r>
+        <w:rPr>
+          <w:color w:val="1F4D78"/>
+          <w:shd w:fill="F2F4F7"/>
+        </w:rPr>
+        <w:t>Unknown</w:t>
+      </w:r>
+      <w:r>
+        <w:t xml:space="preserve">으로 둔 이유는 </w:t>
+      </w:r>
+      <w:r>
+        <w:rPr>
+          <w:b/>
+        </w:rPr>
+        <w:t>실제 서비스에서 13개 입력 항목 중 약 30%가 누락될 것으로 예상했기 때문</w:t>
+      </w:r>
+      <w:r>
+        <w:t xml:space="preserve">이다. 서비스 설계 단계의 예상 결측률을 반영해 </w:t>
+      </w:r>
+      <w:r>
+        <w:rPr>
+          <w:color w:val="1F4D78"/>
+          <w:shd w:fill="F2F4F7"/>
+        </w:rPr>
+        <w:t>13 × 30% = 3.9</w:t>
+      </w:r>
+      <w:r>
+        <w:t xml:space="preserve">를 반올림한 4개를 적용했으며, 기존 </w:t>
+      </w:r>
+      <w:r>
+        <w:rPr>
+          <w:color w:val="1F4D78"/>
+          <w:shd w:fill="F2F4F7"/>
+        </w:rPr>
+        <w:t>Unknown</w:t>
+      </w:r>
+      <w:r>
+        <w:t>을 포함한 최종 개수를 4개로 맞췄다. 이 30%는 실제 사용자 데이터에서 측정한 수치가 아니다.</w:t>
+      </w:r>
+    </w:p>
+    <w:p>
+      <w:r>
         <w:rPr>
           <w:b/>
         </w:rPr>
         <w:t>실제 추론에서는 임의로 네 컬럼을 가리지 않는다.</w:t>
       </w:r>
       <w:r>
-        <w:t xml:space="preserve"> 네 개 Unknown 마스킹은 학습·평가 실험용이다. 운영에서는 구조화 Agent가 확인하지 못한 항목만 Unknown으로 전달한다. 모델 파일을 읽는 것만으로 모든 입력 검증이 자동 제공되지는 않으므로 백엔드 로더에서도 이 경계를 유지해야 한다.</w:t>
+        <w:t xml:space="preserve"> 네 개 Unknown 마스킹은 학습·평가 실험용이다. 실제 입력에는 구조화 Agent가 확인하지 못한 항목만 Unknown으로 전달한다.</w:t>
       </w:r>
     </w:p>
     <w:p>
@@ -2935,7 +2971,7 @@
     </w:p>
     <w:p>
       <w:r>
-        <w:t xml:space="preserve">저장 모델은 성능이 가장 높은 회차가 아니라 </w:t>
+        <w:t xml:space="preserve">최종 모델은 성능이 가장 높은 회차가 아니라 </w:t>
       </w:r>
       <w:r>
         <w:rPr>
@@ -2944,7 +2980,7 @@
         <w:t>미리 정한 1회차 Train</w:t>
       </w:r>
       <w:r>
-        <w:t>으로 학습한 후보다. 원본 357건의 10개 마스킹 버전인 3,570행을 사용했고 나머지 91건은 학습하지 않았다. 전체 448건 재학습은 아직 수행하지 않았다.</w:t>
+        <w:t>으로 학습했다. 원본 357건의 10개 마스킹 버전인 3,570행을 사용했고 나머지 91건은 학습에서 제외했다. 저장 모델의 평가는 분리된 Test 91건의 마스킹 10세트를 사용했다.</w:t>
       </w:r>
     </w:p>
     <w:tbl>
@@ -3510,7 +3546,7 @@
         <w:t>1</w:t>
       </w:r>
       <w:r>
-        <w:t>이며 RF·ExtraTrees·CatBoost는 CPU로 실행했다. 현재 후보의 실행에는 MPS나 TabICL 체크포인트가 필요하지 않다.</w:t>
+        <w:t>이며 RF·ExtraTrees·CatBoost는 CPU로 실행했다.</w:t>
       </w:r>
     </w:p>
     <w:p>
@@ -4010,7 +4046,7 @@
     </w:p>
     <w:p>
       <w:r>
-        <w:t xml:space="preserve">최종 후보는 자체 베이스라인보다 Accuracy </w:t>
+        <w:t xml:space="preserve">최종 모델은 자체 베이스라인보다 Accuracy </w:t>
       </w:r>
       <w:r>
         <w:rPr>
@@ -4042,7 +4078,7 @@
     </w:p>
     <w:p>
       <w:r>
-        <w:t>다음 표는 위 최종 후보의 반복 평균과 실제 저장한 1회차 학습본을 구분한다.</w:t>
+        <w:t>다음 표는 최종 모델 학습·평가 절차의 반복 평균과 실제 저장한 1회차 학습본을 구분한다.</w:t>
       </w:r>
     </w:p>
     <w:tbl>
@@ -4874,7 +4910,7 @@
     </w:p>
     <w:p>
       <w:r>
-        <w:t xml:space="preserve">비교 결과를 보고 모델 계열을 선택했으므로 성능은 </w:t>
+        <w:t xml:space="preserve">논문은 22개 입력, 본 실험은 13개 입력·추가 결측·동일 입력 그룹 분리 조건이므로 직접적인 우열 비교가 아니다. 비교 결과를 보고 모델 계열을 선택했으므로 성능은 </w:t>
       </w:r>
       <w:r>
         <w:rPr>
@@ -4883,7 +4919,7 @@
         <w:t>탐색적 비교 결과</w:t>
       </w:r>
       <w:r>
-        <w:t xml:space="preserve">다. 작은 차이의 통계적 우위나 실제 고객 환경의 성능을 확정한 것은 아니다. 전체 비교와 논문 조건의 차이는 </w:t>
+        <w:t xml:space="preserve">다. 작은 차이의 통계적 우위나 실제 고객 환경의 성능을 확정한 것은 아니다. 전체 비교와 평가 조건은 </w:t>
       </w:r>
       <w:hyperlink r:id="rId11">
         <w:r>
@@ -4902,12 +4938,12 @@
         <w:pStyle w:val="Heading1"/>
       </w:pPr>
       <w:r>
-        <w:t>5. 저장 파일과 로드 계약</w:t>
+        <w:t>5. 최종 모델 파일 명세</w:t>
       </w:r>
     </w:p>
     <w:p>
       <w:r>
-        <w:t>현재 후보 파일은 하나다.</w:t>
+        <w:t>최종 산출물은 다음 단일 모델 파일이다.</w:t>
       </w:r>
     </w:p>
     <w:p>
@@ -4960,243 +4996,7 @@
         <w:t>model</w:t>
       </w:r>
       <w:r>
-        <w:t xml:space="preserve">, 13개 입력 스키마, 허용 범주, 임계값, 1회차 Train/Test 위치, 선택 파라미터, 30회 평가 결과, 패키지 버전이 함께 들어 있다. 추론에는 번들의 </w:t>
-      </w:r>
-      <w:r>
-        <w:rPr>
-          <w:color w:val="1F4D78"/>
-          <w:shd w:fill="F2F4F7"/>
-        </w:rPr>
-        <w:t>model</w:t>
-      </w:r>
-      <w:r>
-        <w:t xml:space="preserve">을 사용하며 별도 TabICL </w:t>
-      </w:r>
-      <w:r>
-        <w:rPr>
-          <w:color w:val="1F4D78"/>
-          <w:shd w:fill="F2F4F7"/>
-        </w:rPr>
-        <w:t>.pkl</w:t>
-      </w:r>
-      <w:r>
-        <w:t>은 필요하지 않다.</w:t>
-      </w:r>
-    </w:p>
-    <w:p>
-      <w:r>
-        <w:t>RF 베이스라인·튜닝 파일은 실험 재현용이며 앙상블 객체를 로드해 예측할 때 추가로 읽을 필요는 없다.</w:t>
-      </w:r>
-    </w:p>
-    <w:tbl>
-      <w:tblPr>
-        <w:tblW w:type="dxa" w:w="9978"/>
-        <w:jc w:val="left"/>
-        <w:tblLayout w:type="fixed"/>
-        <w:tblLook w:firstColumn="1" w:firstRow="1" w:lastColumn="0" w:lastRow="0" w:noHBand="0" w:noVBand="1" w:val="04A0"/>
-        <w:tblInd w:w="100" w:type="dxa"/>
-        <w:tblBorders>
-          <w:top w:val="single" w:sz="4" w:color="C9D1D9"/>
-          <w:left w:val="single" w:sz="4" w:color="C9D1D9"/>
-          <w:bottom w:val="single" w:sz="4" w:color="C9D1D9"/>
-          <w:right w:val="single" w:sz="4" w:color="C9D1D9"/>
-          <w:insideH w:val="single" w:sz="4" w:color="C9D1D9"/>
-          <w:insideV w:val="single" w:sz="4" w:color="C9D1D9"/>
-        </w:tblBorders>
-      </w:tblPr>
-      <w:tblGrid>
-        <w:gridCol w:w="2450"/>
-        <w:gridCol w:w="7528"/>
-      </w:tblGrid>
-      <w:tr>
-        <w:trPr>
-          <w:cantSplit/>
-          <w:tblHeader/>
-        </w:trPr>
-        <w:tc>
-          <w:tcPr>
-            <w:tcW w:type="dxa" w:w="2450"/>
-            <w:tcMar>
-              <w:top w:type="dxa" w:w="65"/>
-              <w:bottom w:type="dxa" w:w="65"/>
-              <w:start w:type="dxa" w:w="100"/>
-              <w:end w:type="dxa" w:w="100"/>
-            </w:tcMar>
-            <w:vAlign w:val="center"/>
-            <w:shd w:fill="E8EEF5"/>
-          </w:tcPr>
-          <w:p>
-            <w:pPr>
-              <w:keepNext w:val="0"/>
-              <w:widowControl/>
-              <w:spacing w:before="0" w:after="0" w:line="240" w:lineRule="auto"/>
-            </w:pPr>
-            <w:r>
-              <w:rPr>
-                <w:b/>
-                <w:color w:val="1F4D78"/>
-                <w:sz w:val="17"/>
-              </w:rPr>
-              <w:t>실험 재현 파일</w:t>
-            </w:r>
-          </w:p>
-        </w:tc>
-        <w:tc>
-          <w:tcPr>
-            <w:tcW w:type="dxa" w:w="7528"/>
-            <w:tcMar>
-              <w:top w:type="dxa" w:w="65"/>
-              <w:bottom w:type="dxa" w:w="65"/>
-              <w:start w:type="dxa" w:w="100"/>
-              <w:end w:type="dxa" w:w="100"/>
-            </w:tcMar>
-            <w:vAlign w:val="center"/>
-            <w:shd w:fill="E8EEF5"/>
-          </w:tcPr>
-          <w:p>
-            <w:pPr>
-              <w:keepNext w:val="0"/>
-              <w:widowControl/>
-              <w:spacing w:before="0" w:after="0" w:line="240" w:lineRule="auto"/>
-            </w:pPr>
-            <w:r>
-              <w:rPr>
-                <w:b/>
-                <w:color w:val="1F4D78"/>
-                <w:sz w:val="17"/>
-              </w:rPr>
-              <w:t>역할</w:t>
-            </w:r>
-          </w:p>
-        </w:tc>
-      </w:tr>
-      <w:tr>
-        <w:trPr>
-          <w:cantSplit/>
-        </w:trPr>
-        <w:tc>
-          <w:tcPr>
-            <w:tcW w:type="dxa" w:w="2450"/>
-            <w:tcMar>
-              <w:top w:type="dxa" w:w="65"/>
-              <w:bottom w:type="dxa" w:w="65"/>
-              <w:start w:type="dxa" w:w="100"/>
-              <w:end w:type="dxa" w:w="100"/>
-            </w:tcMar>
-            <w:vAlign w:val="center"/>
-            <w:shd w:fill="FFFFFF"/>
-          </w:tcPr>
-          <w:p>
-            <w:pPr>
-              <w:keepNext w:val="0"/>
-              <w:widowControl/>
-              <w:spacing w:before="0" w:after="0" w:line="240" w:lineRule="auto"/>
-            </w:pPr>
-            <w:r>
-              <w:rPr>
-                <w:color w:val="1F4D78"/>
-                <w:sz w:val="17"/>
-                <w:shd w:fill="F2F4F7"/>
-              </w:rPr>
-              <w:t>deal-paper-rf-baseline-v1.joblib</w:t>
-            </w:r>
-          </w:p>
-        </w:tc>
-        <w:tc>
-          <w:tcPr>
-            <w:tcW w:type="dxa" w:w="7528"/>
-            <w:tcMar>
-              <w:top w:type="dxa" w:w="65"/>
-              <w:bottom w:type="dxa" w:w="65"/>
-              <w:start w:type="dxa" w:w="100"/>
-              <w:end w:type="dxa" w:w="100"/>
-            </w:tcMar>
-            <w:vAlign w:val="center"/>
-            <w:shd w:fill="FFFFFF"/>
-          </w:tcPr>
-          <w:p>
-            <w:pPr>
-              <w:keepNext w:val="0"/>
-              <w:widowControl/>
-              <w:spacing w:before="0" w:after="0" w:line="240" w:lineRule="auto"/>
-            </w:pPr>
-            <w:r>
-              <w:rPr>
-                <w:sz w:val="17"/>
-              </w:rPr>
-              <w:t>튜닝 전 RF와 동일 분할 기준</w:t>
-            </w:r>
-          </w:p>
-        </w:tc>
-      </w:tr>
-      <w:tr>
-        <w:trPr>
-          <w:cantSplit/>
-        </w:trPr>
-        <w:tc>
-          <w:tcPr>
-            <w:tcW w:type="dxa" w:w="2450"/>
-            <w:tcMar>
-              <w:top w:type="dxa" w:w="65"/>
-              <w:bottom w:type="dxa" w:w="65"/>
-              <w:start w:type="dxa" w:w="100"/>
-              <w:end w:type="dxa" w:w="100"/>
-            </w:tcMar>
-            <w:vAlign w:val="center"/>
-            <w:shd w:fill="F8FAFC"/>
-          </w:tcPr>
-          <w:p>
-            <w:pPr>
-              <w:keepNext w:val="0"/>
-              <w:widowControl/>
-              <w:spacing w:before="0" w:after="0" w:line="240" w:lineRule="auto"/>
-            </w:pPr>
-            <w:r>
-              <w:rPr>
-                <w:color w:val="1F4D78"/>
-                <w:sz w:val="17"/>
-                <w:shd w:fill="F2F4F7"/>
-              </w:rPr>
-              <w:t>deal-paper-rf-tuned-v1.joblib</w:t>
-            </w:r>
-          </w:p>
-        </w:tc>
-        <w:tc>
-          <w:tcPr>
-            <w:tcW w:type="dxa" w:w="7528"/>
-            <w:tcMar>
-              <w:top w:type="dxa" w:w="65"/>
-              <w:bottom w:type="dxa" w:w="65"/>
-              <w:start w:type="dxa" w:w="100"/>
-              <w:end w:type="dxa" w:w="100"/>
-            </w:tcMar>
-            <w:vAlign w:val="center"/>
-            <w:shd w:fill="F8FAFC"/>
-          </w:tcPr>
-          <w:p>
-            <w:pPr>
-              <w:keepNext w:val="0"/>
-              <w:widowControl/>
-              <w:spacing w:before="0" w:after="0" w:line="240" w:lineRule="auto"/>
-            </w:pPr>
-            <w:r>
-              <w:rPr>
-                <w:sz w:val="17"/>
-              </w:rPr>
-              <w:t>회차별 RF 최적 파라미터와 평가 결과</w:t>
-            </w:r>
-          </w:p>
-        </w:tc>
-      </w:tr>
-    </w:tbl>
-    <w:p>
-      <w:pPr>
-        <w:spacing w:after="40" w:before="0" w:line="40" w:lineRule="exact"/>
-      </w:pPr>
-    </w:p>
-    <w:p>
-      <w:r>
-        <w:t>모델·데이터 파일은 Git에 포함하지 않는다. joblib은 로드 과정에서 코드를 실행할 수 있으므로 신뢰할 수 있는 파일만 사용하고 SHA-256을 먼저 확인한다. 다시 저장하면 해시가 달라질 수 있어 해당 버전의 기록을 함께 갱신해야 한다.</w:t>
+        <w:t>, 13개 입력 스키마, 허용 범주, 임계값, 1회차 Train/Test 위치, 선택 파라미터, 30회 평가 결과, 패키지 버전이 함께 들어 있다. 인코딩 파이프라인과 구성 모델이 포함되어 별도 모델 파일 없이 추론한다.</w:t>
       </w:r>
     </w:p>
     <w:p>
@@ -5204,283 +5004,19 @@
         <w:pStyle w:val="Heading1"/>
       </w:pPr>
       <w:r>
-        <w:t>6. 확인한 사항과 남은 범위</w:t>
+        <w:t>6. 학습 환경</w:t>
       </w:r>
     </w:p>
     <w:p>
       <w:r>
-        <w:t>학습 단계에서 확인한 사항:</w:t>
-      </w:r>
-    </w:p>
-    <w:p>
-      <w:pPr>
-        <w:pStyle w:val="ListBullet"/>
-        <w:ind w:left="360" w:hanging="180"/>
-        <w:numPr>
-          <w:ilvl w:val="0"/>
-          <w:numId w:val="1"/>
-        </w:numPr>
-      </w:pPr>
-      <w:r>
-        <w:t>최신 앙상블 노트북의 새 커널 전체 실행과 결과 저장</w:t>
-      </w:r>
-    </w:p>
-    <w:p>
-      <w:pPr>
-        <w:pStyle w:val="ListBullet"/>
-        <w:ind w:left="360" w:hanging="180"/>
-        <w:numPr>
-          <w:ilvl w:val="0"/>
-          <w:numId w:val="1"/>
-        </w:numPr>
-      </w:pPr>
-      <w:r>
-        <w:t>원본 입력 그룹의 바깥 Train/Test 및 내부 CV·OOF 비중복</w:t>
-      </w:r>
-    </w:p>
-    <w:p>
-      <w:pPr>
-        <w:pStyle w:val="ListBullet"/>
-        <w:ind w:left="360" w:hanging="180"/>
-        <w:numPr>
-          <w:ilvl w:val="0"/>
-          <w:numId w:val="1"/>
-        </w:numPr>
-      </w:pPr>
-      <w:r>
-        <w:t>RF 튜닝 파일의 300개 Test 마스킹 결과 재현</w:t>
-      </w:r>
-    </w:p>
-    <w:p>
-      <w:pPr>
-        <w:pStyle w:val="ListBullet"/>
-        <w:ind w:left="360" w:hanging="180"/>
-        <w:numPr>
-          <w:ilvl w:val="0"/>
-          <w:numId w:val="1"/>
-        </w:numPr>
-      </w:pPr>
-      <w:r>
-        <w:t>7개 후보 × 30회 × 10세트, 총 2,100개 결과의 집계 일치</w:t>
-      </w:r>
-    </w:p>
-    <w:p>
-      <w:pPr>
-        <w:pStyle w:val="ListBullet"/>
-        <w:ind w:left="360" w:hanging="180"/>
-        <w:numPr>
-          <w:ilvl w:val="0"/>
-          <w:numId w:val="1"/>
-        </w:numPr>
-      </w:pPr>
-      <w:r>
-        <w:t>저장 객체의 1회차 Test 10세트 확률·지표 재현</w:t>
-      </w:r>
-    </w:p>
-    <w:p>
-      <w:pPr>
-        <w:pStyle w:val="ListBullet"/>
-        <w:ind w:left="360" w:hanging="180"/>
-        <w:numPr>
-          <w:ilvl w:val="0"/>
-          <w:numId w:val="1"/>
-        </w:numPr>
-      </w:pPr>
-      <w:r>
-        <w:t>별도 프로세스 재로드와 합성 정상·4개 Unknown·전체 Unknown 입력 추론</w:t>
-      </w:r>
-    </w:p>
-    <w:p>
-      <w:pPr>
-        <w:pStyle w:val="ListBullet"/>
-        <w:ind w:left="360" w:hanging="180"/>
-        <w:numPr>
-          <w:ilvl w:val="0"/>
-          <w:numId w:val="1"/>
-        </w:numPr>
-      </w:pPr>
-      <w:r>
-        <w:t>기존 RF 베이스라인·튜닝 산출물의 SHA-256 불변</w:t>
+        <w:t>학습 환경은 Python 3.13.13, scikit-learn 1.9.0, numpy 2.5.2, pandas 3.0.5, CatBoost 1.2.10, joblib 1.5.3이다.</w:t>
       </w:r>
     </w:p>
     <w:p>
       <w:r>
-        <w:t>전체 Unknown 입력에서 유효한 확률이 나오는 검사는 실행 가능성만 확인한다. 정보가 없는 입력에서도 예측 정확도가 검증됐다는 뜻은 아니다.</w:t>
-      </w:r>
-    </w:p>
-    <w:p>
-      <w:r>
-        <w:rPr>
-          <w:b/>
-        </w:rPr>
-        <w:t>후속 연결 검증:</w:t>
-      </w:r>
-      <w:r>
-        <w:t xml:space="preserve"> 같은 후보의 로컬 로더 연결과 Linux x86_64 컨테이너 로딩·추론 검증을 완료했다. 구형 모델의 Linux·MPS 검사 결과를 이 후보의 성과로 옮긴 것이 아니다. 상세 근거는 </w:t>
+        <w:t xml:space="preserve">학습 데이터는 </w:t>
       </w:r>
       <w:hyperlink r:id="rId13">
-        <w:r>
-          <w:rPr>
-            <w:color w:val="1F4D78"/>
-          </w:rPr>
-          <w:t>배포 인계</w:t>
-        </w:r>
-      </w:hyperlink>
-      <w:r>
-        <w:t>를 따른다.</w:t>
-      </w:r>
-    </w:p>
-    <w:p>
-      <w:r>
-        <w:rPr>
-          <w:b/>
-        </w:rPr>
-        <w:t>아직 수행하지 않은 범위:</w:t>
-      </w:r>
-      <w:r>
-        <w:t xml:space="preserve"> 전체 448건 재학습, 실제 서비스 배포·AWS 실행 검증, 운영 고객 데이터 평가.</w:t>
-      </w:r>
-    </w:p>
-    <w:p>
-      <w:pPr>
-        <w:pStyle w:val="Heading1"/>
-      </w:pPr>
-      <w:r>
-        <w:t>7. 재현 환경과 실행 순서</w:t>
-      </w:r>
-    </w:p>
-    <w:p>
-      <w:r>
-        <w:t>재현 환경은 Python 3.13.13, scikit-learn 1.9.0, numpy 2.5.2, pandas 3.0.5, CatBoost 1.2.10, joblib 1.5.3이다.</w:t>
-      </w:r>
-    </w:p>
-    <w:p>
-      <w:r>
-        <w:t xml:space="preserve">노트북 전용 환경을 사용한다. 환경 파일은 </w:t>
-      </w:r>
-      <w:r>
-        <w:rPr>
-          <w:color w:val="1F4D78"/>
-          <w:shd w:fill="F2F4F7"/>
-        </w:rPr>
-        <w:t>backend/notebooks/pyproject.toml</w:t>
-      </w:r>
-      <w:r>
-        <w:t xml:space="preserve">, </w:t>
-      </w:r>
-      <w:r>
-        <w:rPr>
-          <w:color w:val="1F4D78"/>
-          <w:shd w:fill="F2F4F7"/>
-        </w:rPr>
-        <w:t>uv.lock</w:t>
-      </w:r>
-      <w:r>
-        <w:t>이며 실행 순서는 다음과 같다.</w:t>
-      </w:r>
-    </w:p>
-    <w:p>
-      <w:pPr>
-        <w:pStyle w:val="ListNumber"/>
-        <w:ind w:left="360" w:hanging="180"/>
-        <w:numPr>
-          <w:ilvl w:val="0"/>
-          <w:numId w:val="13"/>
-        </w:numPr>
-      </w:pPr>
-      <w:r>
-        <w:rPr>
-          <w:color w:val="1F4D78"/>
-          <w:shd w:fill="F2F4F7"/>
-        </w:rPr>
-        <w:t>deal_data_preprocessing.ipynb</w:t>
-      </w:r>
-      <w:r>
-        <w:t>: 13개 입력·마스킹 10세트·그룹 준비</w:t>
-      </w:r>
-    </w:p>
-    <w:p>
-      <w:pPr>
-        <w:pStyle w:val="ListNumber"/>
-        <w:ind w:left="360" w:hanging="180"/>
-        <w:numPr>
-          <w:ilvl w:val="0"/>
-          <w:numId w:val="13"/>
-        </w:numPr>
-      </w:pPr>
-      <w:r>
-        <w:rPr>
-          <w:color w:val="1F4D78"/>
-          <w:shd w:fill="F2F4F7"/>
-        </w:rPr>
-        <w:t>deal_model_paper_rf_baseline.ipynb</w:t>
-      </w:r>
-      <w:r>
-        <w:t>: RF 베이스라인, 30회 그룹 분리 평가</w:t>
-      </w:r>
-    </w:p>
-    <w:p>
-      <w:pPr>
-        <w:pStyle w:val="ListNumber"/>
-        <w:ind w:left="360" w:hanging="180"/>
-        <w:numPr>
-          <w:ilvl w:val="0"/>
-          <w:numId w:val="13"/>
-        </w:numPr>
-      </w:pPr>
-      <w:r>
-        <w:rPr>
-          <w:color w:val="1F4D78"/>
-          <w:shd w:fill="F2F4F7"/>
-        </w:rPr>
-        <w:t>deal_model_paper_rf_tuning.ipynb</w:t>
-      </w:r>
-      <w:r>
-        <w:t>: 각 Train 내부 RF 튜닝</w:t>
-      </w:r>
-    </w:p>
-    <w:p>
-      <w:pPr>
-        <w:pStyle w:val="ListNumber"/>
-        <w:ind w:left="360" w:hanging="180"/>
-        <w:numPr>
-          <w:ilvl w:val="0"/>
-          <w:numId w:val="13"/>
-        </w:numPr>
-      </w:pPr>
-      <w:r>
-        <w:rPr>
-          <w:color w:val="1F4D78"/>
-          <w:shd w:fill="F2F4F7"/>
-        </w:rPr>
-        <w:t>deal_model_paper_rf_ensemble.ipynb</w:t>
-      </w:r>
-      <w:r>
-        <w:t>: 추가 모델 튜닝·앙상블 비교·후보 저장</w:t>
-      </w:r>
-    </w:p>
-    <w:p>
-      <w:r>
-        <w:t>데이터 원본 SHA-256:</w:t>
-      </w:r>
-    </w:p>
-    <w:p>
-      <w:pPr>
-        <w:spacing w:before="80" w:after="80" w:line="240" w:lineRule="auto"/>
-        <w:shd w:fill="F2F4F7"/>
-      </w:pPr>
-      <w:r>
-        <w:rPr>
-          <w:sz w:val="18"/>
-        </w:rPr>
-        <w:t>8dee635b95bdcb00896b654efe62fc20177090081c81ef5224e8641ba31c3061</w:t>
-      </w:r>
-    </w:p>
-    <w:p>
-      <w:r>
-        <w:t xml:space="preserve">공식 데이터 출처는 </w:t>
-      </w:r>
-      <w:hyperlink r:id="rId14">
         <w:r>
           <w:rPr>
             <w:color w:val="1F4D78"/>
@@ -5489,20 +5025,31 @@
         </w:r>
       </w:hyperlink>
       <w:r>
-        <w:t xml:space="preserve">이다. 실제 학습 원본은 </w:t>
+        <w:t xml:space="preserve">의 </w:t>
       </w:r>
-      <w:hyperlink r:id="rId15">
+      <w:hyperlink r:id="rId14">
         <w:r>
           <w:rPr>
             <w:color w:val="1F4D78"/>
           </w:rPr>
-          <w:t>Hugging Face 고정 리비전 배포본</w:t>
+          <w:t>Hugging Face 배포본</w:t>
         </w:r>
       </w:hyperlink>
       <w:r>
-        <w:t xml:space="preserve">과 SHA-256이 일치한다(2026-08-31 확인). 공식 CSV와의 파일 단위 대조·원래 취득일은 미확인이다. 배포자의 CC BY 4.0 표기와 이용 범위의 확인 한계는 </w:t>
+        <w:t xml:space="preserve">이다. 데이터 구성은 </w:t>
       </w:r>
-      <w:hyperlink r:id="rId16">
+      <w:hyperlink r:id="rId11">
+        <w:r>
+          <w:rPr>
+            <w:color w:val="1F4D78"/>
+          </w:rPr>
+          <w:t>학습결과서</w:t>
+        </w:r>
+      </w:hyperlink>
+      <w:r>
+        <w:t xml:space="preserve">, 출처와 라이선스 표기는 </w:t>
+      </w:r>
+      <w:hyperlink r:id="rId15">
         <w:r>
           <w:rPr>
             <w:color w:val="1F4D78"/>
@@ -5511,31 +5058,20 @@
         </w:r>
       </w:hyperlink>
       <w:r>
-        <w:t>에 기록했다. 원본 CSV는 로컬에서만 보관한다. 전처리의 구형 7:3 분할 출력은 이전 실험 호환용이고 최신 RF 실험에는 사용하지 않는다.</w:t>
+        <w:t>에 정리했다.</w:t>
       </w:r>
     </w:p>
     <w:p>
       <w:pPr>
         <w:pStyle w:val="Heading1"/>
-        <w:pageBreakBefore/>
       </w:pPr>
       <w:r>
-        <w:t>8. 백엔드 연결 현황과 남은 일</w:t>
+        <w:t>7. 결론</w:t>
       </w:r>
     </w:p>
     <w:p>
       <w:r>
-        <w:t xml:space="preserve">학습 기록 시점에는 구형 </w:t>
-      </w:r>
-      <w:r>
-        <w:rPr>
-          <w:color w:val="1F4D78"/>
-          <w:shd w:fill="F2F4F7"/>
-        </w:rPr>
-        <w:t>deal-stacking-lr-v1</w:t>
-      </w:r>
-      <w:r>
-        <w:t xml:space="preserve">을 사용했지만, 이후 로컬 로더는 </w:t>
+        <w:t xml:space="preserve">최종 산출물은 13개 범주형 영업 정보를 입력받아 RF·LR·ExtraTrees·CatBoost의 예측을 LR 메타모델로 결합하는 </w:t>
       </w:r>
       <w:r>
         <w:rPr>
@@ -5545,108 +5081,12 @@
         <w:t>deal-paper-rf-ensemble-v1</w:t>
       </w:r>
       <w:r>
-        <w:t xml:space="preserve"> 번들 계약으로 교체했다. 파일명만 바꿔 끼운 것이 아니라 모델·입력 검증·버전·임계값과 Won 확률 판정을 연결했다. 실제 AWS 서비스 배포는 아직 완료되지 않았으며, 파일 배치 상태와 배포 절차는 </w:t>
-      </w:r>
-      <w:hyperlink r:id="rId13">
-        <w:r>
-          <w:rPr>
-            <w:color w:val="1F4D78"/>
-          </w:rPr>
-          <w:t>배포 인계</w:t>
-        </w:r>
-      </w:hyperlink>
-      <w:r>
-        <w:t>를 따른다.</w:t>
-      </w:r>
-    </w:p>
-    <w:p>
-      <w:pPr>
-        <w:pStyle w:val="ListBullet"/>
-        <w:ind w:left="360" w:hanging="180"/>
-        <w:numPr>
-          <w:ilvl w:val="0"/>
-          <w:numId w:val="1"/>
-        </w:numPr>
-      </w:pPr>
-      <w:r>
-        <w:t>최종 학습 범위를 정하고 전체 재학습 시 평가용 후보와 새 배포 버전을 구분한다.</w:t>
-      </w:r>
-    </w:p>
-    <w:p>
-      <w:pPr>
-        <w:pStyle w:val="ListBullet"/>
-        <w:ind w:left="360" w:hanging="180"/>
-        <w:numPr>
-          <w:ilvl w:val="0"/>
-          <w:numId w:val="1"/>
-        </w:numPr>
-      </w:pPr>
-      <w:r>
-        <w:t>로더·의존성·배포 스크립트 변경을 함께 병합하고 CI를 확인한다.</w:t>
-      </w:r>
-    </w:p>
-    <w:p>
-      <w:pPr>
-        <w:pStyle w:val="ListBullet"/>
-        <w:ind w:left="360" w:hanging="180"/>
-        <w:numPr>
-          <w:ilvl w:val="0"/>
-          <w:numId w:val="1"/>
-        </w:numPr>
-      </w:pPr>
-      <w:r>
-        <w:t xml:space="preserve">로컬에서 확인한 </w:t>
-      </w:r>
-      <w:r>
-        <w:rPr>
-          <w:color w:val="1F4D78"/>
-          <w:shd w:fill="F2F4F7"/>
-        </w:rPr>
-        <w:t>predict_proba()</w:t>
-      </w:r>
-      <w:r>
-        <w:t xml:space="preserve">의 Won 열과 </w:t>
-      </w:r>
-      <w:r>
-        <w:rPr>
-          <w:color w:val="1F4D78"/>
-          <w:shd w:fill="F2F4F7"/>
-        </w:rPr>
-        <w:t>&gt;= 0.50</w:t>
-      </w:r>
-      <w:r>
-        <w:t xml:space="preserve"> 판정을 AWS에서도 확인한다.</w:t>
-      </w:r>
-    </w:p>
-    <w:p>
-      <w:pPr>
-        <w:pStyle w:val="ListBullet"/>
-        <w:ind w:left="360" w:hanging="180"/>
-        <w:numPr>
-          <w:ilvl w:val="0"/>
-          <w:numId w:val="1"/>
-        </w:numPr>
-      </w:pPr>
-      <w:r>
-        <w:t>AWS 배포 환경에서 파일 해시·패키지 버전·로딩·추론을 확인한다.</w:t>
-      </w:r>
-    </w:p>
-    <w:p>
-      <w:pPr>
-        <w:pStyle w:val="ListBullet"/>
-        <w:ind w:left="360" w:hanging="180"/>
-        <w:numPr>
-          <w:ilvl w:val="0"/>
-          <w:numId w:val="1"/>
-        </w:numPr>
-      </w:pPr>
-      <w:r>
-        <w:t>실제 승패 확정 후 결측 패턴·Accuracy·AUC·Brier·FP/FN과 지연시간을 기록한다.</w:t>
+        <w:t>이다. 동일한 평가 조건에서 RF 기준선 대비 평균 Accuracy·AUC·Brier가 개선됐으며, 반복 평가 평균과 저장 모델의 개별 성적을 구분해 예측 품질과 적용 범위를 제시했다.</w:t>
       </w:r>
     </w:p>
     <w:p>
       <w:r>
-        <w:t>실제 고객 데이터의 수집·보관·재학습은 별도 개인정보 및 데이터 사용 범위를 확인한 뒤 진행한다.</w:t>
+        <w:t>향후 실제 사용자 미팅 데이터와 거래 승패가 축적되면 실제 결측률·누락 패턴을 바탕으로 마스킹 방식과 전처리를 조정하고 모델 하이퍼파라미터를 튜닝할 예정이다. 초기의 30% 결측 가정을 실제 서비스 데이터에 맞게 구체화하는 방향이다.</w:t>
       </w:r>
     </w:p>
     <w:sectPr>
@@ -5925,12 +5365,6 @@
     </w:lvlOverride>
   </w:num>
   <w:num w:numId="12">
-    <w:abstractNumId w:val="7"/>
-    <w:lvlOverride w:ilvl="0">
-      <w:startOverride w:val="1"/>
-    </w:lvlOverride>
-  </w:num>
-  <w:num w:numId="13">
     <w:abstractNumId w:val="7"/>
     <w:lvlOverride w:ilvl="0">
       <w:startOverride w:val="1"/>
